--- a/docs/report/중간결과보고서_최종_윤문.docx
+++ b/docs/report/중간결과보고서_최종_윤문.docx
@@ -2531,7 +2531,7 @@
           <w:b w:val="0"/>
           <w:sz w:val="20"/>
         </w:rPr>
-        <w:t>차별점은 세 가지다. 첫째, 수집 경로가 셋이다. 화면이 부른 호출의 관측(트래픽 기반), 포털 공개 명세의 파싱(포털 기반), 활용가이드 문서 변환(문서 기반, 개발 중)이다. 어느 경로로 모았든 이후 액션 생성·실행은 같은 파이프라인을 쓴다. 둘째, 스키마를 실제 데이터에서 추론한다. 파라미터 타입·예시값은 물론 대상 서버(WAF)가 요구하는 헤더까지 실측으로 보존해 "문서상으로는 맞는데 실제로는 400이 나는" 문제를 차단한다. 셋째, 실행 계층에 신뢰장치를 내장한다. LLM에게 인증키를 노출하지 않고 공공 서버 호출 간격을 강제하며, 민감정보를 세 지점에서 마스킹한다.</w:t>
+        <w:t>차별점은 세 가지다. 첫째, 수집 경로가 셋이다. 화면이 부른 호출의 관측(트래픽 기반), 포털 공개 명세의 파싱(포털 기반), 활용가이드 문서 변환(문서 기반)이다. 어느 경로로 모았든 이후 액션 생성·실행은 같은 파이프라인을 쓴다. 둘째, 스키마를 실제 데이터에서 추론한다. 파라미터 타입·예시값은 물론 대상 서버(WAF)가 요구하는 헤더까지 실측으로 보존해 "문서상으로는 맞는데 실제로는 400이 나는" 문제를 차단한다. 셋째, 실행 계층에 신뢰장치를 내장한다. LLM에게 인증키를 노출하지 않고 공공 서버 호출 간격을 강제하며, 민감정보를 세 지점에서 마스킹한다.</w:t>
       </w:r>
     </w:p>
     <w:p>
@@ -2753,7 +2753,7 @@
                 <w:b w:val="0"/>
                 <w:sz w:val="20"/>
               </w:rPr>
-              <w:t>트래픽 / 포털 공개 명세 / 문서(개발 중) 3경로</w:t>
+              <w:t>트래픽 / 포털 공개 명세 / 문서 3경로 (전부 동작)</w:t>
             </w:r>
           </w:p>
         </w:tc>
@@ -3789,7 +3789,7 @@
           <w:b w:val="0"/>
           <w:sz w:val="20"/>
         </w:rPr>
-        <w:t xml:space="preserve"> — 수집 엔진·세션·액션·테스트를 5단계 흐름으로 관리하는 웹 화면</w:t>
+        <w:t xml:space="preserve"> — 프로젝트·수집·MCP·Playground 를 6단계 흐름으로 관리하는 웹 화면</w:t>
       </w:r>
     </w:p>
     <w:p>
@@ -3941,15 +3941,15 @@
           <w:b/>
           <w:sz w:val="20"/>
         </w:rPr>
-        <w:t>자동 테스트 155개 통과</w:t>
-      </w:r>
-      <w:r>
-        <w:rPr>
-          <w:rFonts w:ascii="맑은 고딕" w:hAnsi="맑은 고딕" w:eastAsia="맑은 고딕"/>
-          <w:b w:val="0"/>
-          <w:sz w:val="20"/>
-        </w:rPr>
-        <w:t>: 백엔드 133개 + 확장 22개, 타입체크 2종 (2026-07-30 실측)</w:t>
+        <w:t>자동 테스트 158개 통과</w:t>
+      </w:r>
+      <w:r>
+        <w:rPr>
+          <w:rFonts w:ascii="맑은 고딕" w:hAnsi="맑은 고딕" w:eastAsia="맑은 고딕"/>
+          <w:b w:val="0"/>
+          <w:sz w:val="20"/>
+        </w:rPr>
+        <w:t>: 백엔드 136개 + 확장 22개, 타입체크 2종 (2026-07-30 실측)</w:t>
       </w:r>
     </w:p>
     <w:p>
@@ -4116,15 +4116,15 @@
           <w:b/>
           <w:sz w:val="20"/>
         </w:rPr>
-        <w:t>문서 기반 수집</w:t>
-      </w:r>
-      <w:r>
-        <w:rPr>
-          <w:rFonts w:ascii="맑은 고딕" w:hAnsi="맑은 고딕" w:eastAsia="맑은 고딕"/>
-          <w:b w:val="0"/>
-          <w:sz w:val="20"/>
-        </w:rPr>
-        <w:t>: 활용가이드 PDF·HWP를 올려 명세를 구조화하는 셋째 경로 구현</w:t>
+        <w:t>문서 기반 수집 확장</w:t>
+      </w:r>
+      <w:r>
+        <w:rPr>
+          <w:rFonts w:ascii="맑은 고딕" w:hAnsi="맑은 고딕" w:eastAsia="맑은 고딕"/>
+          <w:b w:val="0"/>
+          <w:sz w:val="20"/>
+        </w:rPr>
+        <w:t>: 셋째 경로는 구현·동작한다(PDF·텍스트). 스캔 이미지 문서(HWP 포함)의 광학 문자 인식을 남긴다</w:t>
       </w:r>
     </w:p>
     <w:p>
@@ -4351,7 +4351,7 @@
           <w:b w:val="0"/>
           <w:sz w:val="20"/>
         </w:rPr>
-        <w:t>수집 엔진(3방식 현황) → 프로젝트 → 세션 → 액션 → 테스트 콘솔의 계층 화면. 어느 단계에 있는지 5단계 스테퍼로 표시하며 동작하는 것과 준비 중인 것을 화면에서 구분해 보여준다.</w:t>
+        <w:t>프로젝트 → API 수집하기 → 수집현황 → 수집 진행현황 → MCP 조회하기 → Playground 의 계층 화면. 어느 단계에 있는지 6단계 사이드바로 표시하며 동작하는 것과 준비 중인 것을 화면에서 구분해 보여준다.</w:t>
       </w:r>
     </w:p>
     <w:p>
@@ -4459,6 +4459,40 @@
           <w:b/>
           <w:sz w:val="20"/>
         </w:rPr>
+        <w:t>②-1 문서 기반 수집(셋째 경로)</w:t>
+      </w:r>
+      <w:r>
+        <w:rPr>
+          <w:rFonts w:ascii="맑은 고딕" w:hAnsi="맑은 고딕" w:eastAsia="맑은 고딕"/>
+          <w:b w:val="0"/>
+          <w:sz w:val="20"/>
+        </w:rPr>
+        <w:t xml:space="preserve"> — 동작. 구현제안서 이후 추가한 경로다. 2026-07-30 실측: 활용가이드 PDF를 올리면 API 2개, 사내 API 명세서에서는 3개를 각각 10초 안에 추출했다. 엔드포인트가 없는 문서(보도자료)와 글자 층이 없는 스캔본에서는 </w:t>
+      </w:r>
+      <w:r>
+        <w:rPr>
+          <w:rFonts w:ascii="맑은 고딕" w:hAnsi="맑은 고딕" w:eastAsia="맑은 고딕"/>
+          <w:b/>
+          <w:sz w:val="20"/>
+        </w:rPr>
+        <w:t>도구를 만들지 않고 그 이유를 화면에 밝힌다</w:t>
+      </w:r>
+      <w:r>
+        <w:rPr>
+          <w:rFonts w:ascii="맑은 고딕" w:hAnsi="맑은 고딕" w:eastAsia="맑은 고딕"/>
+          <w:b w:val="0"/>
+          <w:sz w:val="20"/>
+        </w:rPr>
+        <w:t xml:space="preserve"> — 없는 API를 지어내지 않는 쪽이 더 중요하다. 스캔 이미지의 광학 문자 인식이 남았다.</w:t>
+      </w:r>
+    </w:p>
+    <w:p>
+      <w:r>
+        <w:rPr>
+          <w:rFonts w:ascii="맑은 고딕" w:hAnsi="맑은 고딕" w:eastAsia="맑은 고딕"/>
+          <w:b/>
+          <w:sz w:val="20"/>
+        </w:rPr>
         <w:t>③ 스키마 추론·액션 변환</w:t>
       </w:r>
       <w:r>
@@ -4591,7 +4625,7 @@
           <w:b w:val="0"/>
           <w:sz w:val="20"/>
         </w:rPr>
-        <w:t xml:space="preserve"> — 동작. 수집 엔진·세션 상세·액션 편집·테스트 콘솔이 5단계 스테퍼로 연결된다. admin 타입체크(`tsc -b`) 통과.</w:t>
+        <w:t xml:space="preserve"> — 동작. 수집현황·세션 상세·MCP 편집·Playground 가 6단계 사이드바로 연결된다. admin 타입체크(`tsc -b`) 통과.</w:t>
       </w:r>
     </w:p>
     <w:p>
@@ -4944,7 +4978,7 @@
                 <w:b/>
                 <w:sz w:val="20"/>
               </w:rPr>
-              <w:t>75%</w:t>
+              <w:t>80%</w:t>
             </w:r>
           </w:p>
         </w:tc>
@@ -4960,7 +4994,7 @@
                 <w:b w:val="0"/>
                 <w:sz w:val="20"/>
               </w:rPr>
-              <w:t>1차 목표(전 구간 실증) 달성. MCP 엔드포인트·문서 수집·HITL이 2차 범위</w:t>
+              <w:t>1차 목표(전 구간 실증) 달성에 더해 문서 기반 수집까지 동작. MCP 엔드포인트·HITL이 2차 범위</w:t>
             </w:r>
           </w:p>
         </w:tc>
@@ -5078,7 +5112,7 @@
                 <w:b/>
                 <w:sz w:val="20"/>
               </w:rPr>
-              <w:t>155개 전부 통과</w:t>
+              <w:t>158개 전부 통과</w:t>
             </w:r>
             <w:r>
               <w:rPr>
@@ -5086,7 +5120,7 @@
                 <w:b w:val="0"/>
                 <w:sz w:val="20"/>
               </w:rPr>
-              <w:t xml:space="preserve"> (백엔드 pytest 133 · 확장 vitest 22) + 타입체크 2종</w:t>
+              <w:t xml:space="preserve"> (백엔드 pytest 136 · 확장 vitest 22) + 타입체크 2종</w:t>
             </w:r>
           </w:p>
         </w:tc>
@@ -5415,7 +5449,7 @@
           <w:b w:val="0"/>
           <w:sz w:val="20"/>
         </w:rPr>
-        <w:t xml:space="preserve">  · 자동 테스트 155개·타입체크 2종의 검증 체계 구축</w:t>
+        <w:t xml:space="preserve">  · 자동 테스트 158개·타입체크 2종의 검증 체계 구축</w:t>
       </w:r>
     </w:p>
     <w:p>
@@ -6464,7 +6498,7 @@
           <w:b w:val="0"/>
           <w:sz w:val="20"/>
         </w:rPr>
-        <w:t>5. [입력] 테스트 콘솔에서 자연어 질의: "광화문 근처 아파트 단지 알려줘"</w:t>
+        <w:t>5. [입력] Playground에서 자연어 질의: "광화문 근처 아파트 단지 알려줘"</w:t>
       </w:r>
     </w:p>
     <w:p>
@@ -6524,7 +6558,7 @@
           <w:b w:val="0"/>
           <w:sz w:val="20"/>
         </w:rPr>
-        <w:t>3. [출력] 같은 액션 편집 화면으로 합류 — 인증키는 LLM에게 숨겨진 채 액션 생성</w:t>
+        <w:t>3. [출력] 같은 MCP 편집 화면으로 합류 — 인증키는 LLM에게 숨겨진 채 MCP 생성</w:t>
       </w:r>
     </w:p>
     <w:p>
@@ -6553,7 +6587,7 @@
           <w:b w:val="0"/>
           <w:sz w:val="20"/>
         </w:rPr>
-        <w:t>시연 영상(3분 이내)은 위 시나리오를 따라 촬영한다. 수집 방식 3종 소개(수집 엔진 화면) → 주 시나리오 전 구간(기록→액션→LLM 실행) → 보조 시나리오(포털 명세 수집) → 마무리 순이다. 프로토타입 범위(로그인·프로젝트 CRUD 생략)를 자막으로 명시한다. 유튜브 일부공개 링크로 제출한다. [제출 전 기재: 유튜브 링크]</w:t>
+        <w:t>시연 영상(3분 이내)은 위 시나리오를 따라 촬영한다. 수집 방식 3종 소개(수집 방식 안내 화면) → 주 시나리오 전 구간(기록→MCP 생성→LLM 실행) → 보조 시나리오(포털 명세 수집) → 마무리 순이다. 프로토타입 범위(로그인·프로젝트 CRUD 생략)를 자막으로 명시한다. 유튜브 일부공개 링크로 제출한다. [제출 전 기재: 유튜브 링크]</w:t>
       </w:r>
     </w:p>
     <w:tbl>
@@ -7094,7 +7128,7 @@
           <w:b w:val="0"/>
           <w:sz w:val="20"/>
         </w:rPr>
-        <w:t>: MCP 엔드포인트 표준화·문서 기반 수집·HITL 인증을 완성해 제품 골격 확보</w:t>
+        <w:t>: MCP 엔드포인트 표준화·HITL 인증을 완성해 제품 골격 확보</w:t>
       </w:r>
     </w:p>
     <w:p>
